--- a/en/wisdom-stories/gifts-of-allah.docx
+++ b/en/wisdom-stories/gifts-of-allah.docx
@@ -27,7 +27,7 @@
         <w:rPr>
           <w:lang/>
         </w:rPr>
-        <w:t>Every blessing from God brings a responsibility. We will be called to account not simply for what we have received, but for how we have honoured it:</w:t>
+        <w:t xml:space="preserve">Every blessing from God brings a responsibility. We will be called to account not simply for what we have received, but for how we have honored it:</w:t>
       </w:r>
     </w:p>
     <w:p>

--- a/en/wisdom-stories/gifts-of-allah.docx
+++ b/en/wisdom-stories/gifts-of-allah.docx
@@ -27,7 +27,7 @@
         <w:rPr>
           <w:lang/>
         </w:rPr>
-        <w:t xml:space="preserve">Every blessing from God brings a responsibility. We will be called to account not simply for what we have received, but for how we have honored it:</w:t>
+        <w:t xml:space="preserve">Every blessing from Allah brings a responsibility. We will be called to account not simply for what we have received, but for how we have honored it:</w:t>
       </w:r>
     </w:p>
     <w:p>
